--- a/Мифы о ДИ и p-значениях.docx
+++ b/Мифы о ДИ и p-значениях.docx
@@ -66,7 +66,7 @@
           <w:szCs w:val="28"/>
           <w:lang w:val="en-US"/>
         </w:rPr>
-        <w:t>P-</w:t>
+        <w:t>P</w:t>
       </w:r>
       <w:r>
         <w:rPr>
@@ -76,8 +76,30 @@
           <w:sz w:val="28"/>
           <w:szCs w:val="28"/>
         </w:rPr>
+        <w:t>-</w:t>
+      </w:r>
+      <w:r>
+        <w:rPr>
+          <w:rFonts w:ascii="Times New Roman" w:hAnsi="Times New Roman" w:cs="Times New Roman"/>
+          <w:b/>
+          <w:color w:val="FF0000"/>
+          <w:sz w:val="28"/>
+          <w:szCs w:val="28"/>
+        </w:rPr>
         <w:t>значения</w:t>
       </w:r>
+      <w:r>
+        <w:rPr>
+          <w:rFonts w:ascii="Times New Roman" w:hAnsi="Times New Roman" w:cs="Times New Roman"/>
+          <w:b/>
+          <w:color w:val="FF0000"/>
+          <w:sz w:val="28"/>
+          <w:szCs w:val="28"/>
+        </w:rPr>
+        <w:t>/</w:t>
+      </w:r>
+      <w:bookmarkStart w:id="0" w:name="_GoBack"/>
+      <w:bookmarkEnd w:id="0"/>
     </w:p>
     <w:p>
       <w:pPr>
@@ -1204,7 +1226,6 @@
         </w:rPr>
         <w:t>-</w:t>
       </w:r>
-      <w:proofErr w:type="spellStart"/>
       <w:r>
         <w:rPr>
           <w:rFonts w:ascii="Times New Roman" w:hAnsi="Times New Roman" w:cs="Times New Roman"/>
@@ -1220,88 +1241,135 @@
           <w:sz w:val="28"/>
           <w:szCs w:val="28"/>
         </w:rPr>
+        <w:t xml:space="preserve"> – </w:t>
+      </w:r>
+      <w:r>
+        <w:rPr>
+          <w:rFonts w:ascii="Times New Roman" w:hAnsi="Times New Roman" w:cs="Times New Roman"/>
+          <w:sz w:val="28"/>
+          <w:szCs w:val="28"/>
+        </w:rPr>
+        <w:t xml:space="preserve">это </w:t>
+      </w:r>
+      <w:r>
+        <w:rPr>
+          <w:rFonts w:ascii="Times New Roman" w:hAnsi="Times New Roman" w:cs="Times New Roman"/>
+          <w:sz w:val="28"/>
+          <w:szCs w:val="28"/>
+        </w:rPr>
+        <w:t>вероятность полу</w:t>
+      </w:r>
+      <w:r>
+        <w:rPr>
+          <w:rFonts w:ascii="Times New Roman" w:hAnsi="Times New Roman" w:cs="Times New Roman"/>
+          <w:sz w:val="28"/>
+          <w:szCs w:val="28"/>
+        </w:rPr>
+        <w:t>чить такое или более экстремальное значение</w:t>
+      </w:r>
+      <w:r>
+        <w:rPr>
+          <w:rFonts w:ascii="Times New Roman" w:hAnsi="Times New Roman" w:cs="Times New Roman"/>
+          <w:sz w:val="28"/>
+          <w:szCs w:val="28"/>
+        </w:rPr>
+        <w:t xml:space="preserve"> выбранной</w:t>
+      </w:r>
+      <w:r>
+        <w:rPr>
+          <w:rFonts w:ascii="Times New Roman" w:hAnsi="Times New Roman" w:cs="Times New Roman"/>
+          <w:sz w:val="28"/>
+          <w:szCs w:val="28"/>
+        </w:rPr>
+        <w:t xml:space="preserve"> статистики при верной нулевой гипотезе. Но понятие «экстремальное» </w:t>
+      </w:r>
+      <w:r>
+        <w:rPr>
+          <w:rFonts w:ascii="Times New Roman" w:hAnsi="Times New Roman" w:cs="Times New Roman"/>
+          <w:sz w:val="28"/>
+          <w:szCs w:val="28"/>
+        </w:rPr>
+        <w:t>вызывает</w:t>
+      </w:r>
+      <w:r>
+        <w:rPr>
+          <w:rFonts w:ascii="Times New Roman" w:hAnsi="Times New Roman" w:cs="Times New Roman"/>
+          <w:sz w:val="28"/>
+          <w:szCs w:val="28"/>
+        </w:rPr>
+        <w:t xml:space="preserve"> вопросы и недопонимание смысла</w:t>
+      </w:r>
+      <w:r>
+        <w:rPr>
+          <w:rFonts w:ascii="Times New Roman" w:hAnsi="Times New Roman" w:cs="Times New Roman"/>
+          <w:sz w:val="28"/>
+          <w:szCs w:val="28"/>
+        </w:rPr>
+        <w:t xml:space="preserve"> термина</w:t>
+      </w:r>
+      <w:r>
+        <w:rPr>
+          <w:rFonts w:ascii="Times New Roman" w:hAnsi="Times New Roman" w:cs="Times New Roman"/>
+          <w:sz w:val="28"/>
+          <w:szCs w:val="28"/>
+        </w:rPr>
+        <w:t>, так как</w:t>
+      </w:r>
+      <w:r>
+        <w:rPr>
+          <w:rFonts w:ascii="Times New Roman" w:hAnsi="Times New Roman" w:cs="Times New Roman"/>
+          <w:sz w:val="28"/>
+          <w:szCs w:val="28"/>
+        </w:rPr>
         <w:t xml:space="preserve"> </w:t>
       </w:r>
-      <w:proofErr w:type="spellEnd"/>
-      <w:r>
-        <w:rPr>
-          <w:rFonts w:ascii="Times New Roman" w:hAnsi="Times New Roman" w:cs="Times New Roman"/>
-          <w:sz w:val="28"/>
-          <w:szCs w:val="28"/>
-        </w:rPr>
-        <w:t xml:space="preserve">– </w:t>
-      </w:r>
-      <w:r>
-        <w:rPr>
-          <w:rFonts w:ascii="Times New Roman" w:hAnsi="Times New Roman" w:cs="Times New Roman"/>
-          <w:sz w:val="28"/>
-          <w:szCs w:val="28"/>
-        </w:rPr>
-        <w:t xml:space="preserve">это </w:t>
-      </w:r>
-      <w:r>
-        <w:rPr>
-          <w:rFonts w:ascii="Times New Roman" w:hAnsi="Times New Roman" w:cs="Times New Roman"/>
-          <w:sz w:val="28"/>
-          <w:szCs w:val="28"/>
-        </w:rPr>
-        <w:t>вероятность полу</w:t>
-      </w:r>
-      <w:r>
-        <w:rPr>
-          <w:rFonts w:ascii="Times New Roman" w:hAnsi="Times New Roman" w:cs="Times New Roman"/>
-          <w:sz w:val="28"/>
-          <w:szCs w:val="28"/>
-        </w:rPr>
-        <w:t>чить такое или более экстремальное значение</w:t>
-      </w:r>
-      <w:r>
-        <w:rPr>
-          <w:rFonts w:ascii="Times New Roman" w:hAnsi="Times New Roman" w:cs="Times New Roman"/>
-          <w:sz w:val="28"/>
-          <w:szCs w:val="28"/>
-        </w:rPr>
-        <w:t xml:space="preserve"> выбранной</w:t>
-      </w:r>
-      <w:r>
-        <w:rPr>
-          <w:rFonts w:ascii="Times New Roman" w:hAnsi="Times New Roman" w:cs="Times New Roman"/>
-          <w:sz w:val="28"/>
-          <w:szCs w:val="28"/>
-        </w:rPr>
-        <w:t xml:space="preserve"> статистики при верной нулевой гипотезе. Но понятие «экстремальное» </w:t>
-      </w:r>
-      <w:r>
-        <w:rPr>
-          <w:rFonts w:ascii="Times New Roman" w:hAnsi="Times New Roman" w:cs="Times New Roman"/>
-          <w:sz w:val="28"/>
-          <w:szCs w:val="28"/>
-        </w:rPr>
-        <w:t>вызывает</w:t>
-      </w:r>
-      <w:r>
-        <w:rPr>
-          <w:rFonts w:ascii="Times New Roman" w:hAnsi="Times New Roman" w:cs="Times New Roman"/>
-          <w:sz w:val="28"/>
-          <w:szCs w:val="28"/>
-        </w:rPr>
-        <w:t xml:space="preserve"> вопросы и недопонимание смысла</w:t>
-      </w:r>
-      <w:r>
-        <w:rPr>
-          <w:rFonts w:ascii="Times New Roman" w:hAnsi="Times New Roman" w:cs="Times New Roman"/>
-          <w:sz w:val="28"/>
-          <w:szCs w:val="28"/>
-        </w:rPr>
-        <w:t xml:space="preserve"> термина</w:t>
-      </w:r>
-      <w:r>
-        <w:rPr>
-          <w:rFonts w:ascii="Times New Roman" w:hAnsi="Times New Roman" w:cs="Times New Roman"/>
-          <w:sz w:val="28"/>
-          <w:szCs w:val="28"/>
-        </w:rPr>
-        <w:t>, так как</w:t>
+      <w:r>
+        <w:rPr>
+          <w:rFonts w:ascii="Times New Roman" w:hAnsi="Times New Roman" w:cs="Times New Roman"/>
+          <w:sz w:val="28"/>
+          <w:szCs w:val="28"/>
+        </w:rPr>
+        <w:t>подразумевает</w:t>
+      </w:r>
+      <w:r>
+        <w:rPr>
+          <w:rFonts w:ascii="Times New Roman" w:hAnsi="Times New Roman" w:cs="Times New Roman"/>
+          <w:sz w:val="28"/>
+          <w:szCs w:val="28"/>
+        </w:rPr>
+        <w:t xml:space="preserve"> возможные значения статистики</w:t>
+      </w:r>
+      <w:r>
+        <w:rPr>
+          <w:rFonts w:ascii="Times New Roman" w:hAnsi="Times New Roman" w:cs="Times New Roman"/>
+          <w:sz w:val="28"/>
+          <w:szCs w:val="28"/>
+        </w:rPr>
+        <w:t xml:space="preserve"> (</w:t>
+      </w:r>
+      <w:r>
+        <w:rPr>
+          <w:rFonts w:ascii="Times New Roman" w:hAnsi="Times New Roman" w:cs="Times New Roman"/>
+          <w:sz w:val="28"/>
+          <w:szCs w:val="28"/>
+        </w:rPr>
+        <w:t>не текущее значение</w:t>
+      </w:r>
+      <w:r>
+        <w:rPr>
+          <w:rFonts w:ascii="Times New Roman" w:hAnsi="Times New Roman" w:cs="Times New Roman"/>
+          <w:sz w:val="28"/>
+          <w:szCs w:val="28"/>
+        </w:rPr>
+        <w:t>)</w:t>
+      </w:r>
+      <w:r>
+        <w:rPr>
+          <w:rFonts w:ascii="Times New Roman" w:hAnsi="Times New Roman" w:cs="Times New Roman"/>
+          <w:sz w:val="28"/>
+          <w:szCs w:val="28"/>
+        </w:rPr>
+        <w:t>.</w:t>
       </w:r>
       <w:r>
         <w:rPr>
@@ -1317,71 +1385,7 @@
           <w:sz w:val="28"/>
           <w:szCs w:val="28"/>
         </w:rPr>
-        <w:t>подразумевает</w:t>
-      </w:r>
-      <w:r>
-        <w:rPr>
-          <w:rFonts w:ascii="Times New Roman" w:hAnsi="Times New Roman" w:cs="Times New Roman"/>
-          <w:sz w:val="28"/>
-          <w:szCs w:val="28"/>
-        </w:rPr>
-        <w:t xml:space="preserve"> возможные значения статистики</w:t>
-      </w:r>
-      <w:r>
-        <w:rPr>
-          <w:rFonts w:ascii="Times New Roman" w:hAnsi="Times New Roman" w:cs="Times New Roman"/>
-          <w:sz w:val="28"/>
-          <w:szCs w:val="28"/>
-        </w:rPr>
-        <w:t xml:space="preserve"> (</w:t>
-      </w:r>
-      <w:r>
-        <w:rPr>
-          <w:rFonts w:ascii="Times New Roman" w:hAnsi="Times New Roman" w:cs="Times New Roman"/>
-          <w:sz w:val="28"/>
-          <w:szCs w:val="28"/>
-        </w:rPr>
-        <w:t>не текущее значение</w:t>
-      </w:r>
-      <w:r>
-        <w:rPr>
-          <w:rFonts w:ascii="Times New Roman" w:hAnsi="Times New Roman" w:cs="Times New Roman"/>
-          <w:sz w:val="28"/>
-          <w:szCs w:val="28"/>
-        </w:rPr>
-        <w:t>)</w:t>
-      </w:r>
-      <w:r>
-        <w:rPr>
-          <w:rFonts w:ascii="Times New Roman" w:hAnsi="Times New Roman" w:cs="Times New Roman"/>
-          <w:sz w:val="28"/>
-          <w:szCs w:val="28"/>
-        </w:rPr>
-        <w:t>.</w:t>
-      </w:r>
-      <w:r>
-        <w:rPr>
-          <w:rFonts w:ascii="Times New Roman" w:hAnsi="Times New Roman" w:cs="Times New Roman"/>
-          <w:sz w:val="28"/>
-          <w:szCs w:val="28"/>
-        </w:rPr>
-        <w:t xml:space="preserve"> </w:t>
-      </w:r>
-      <w:r>
-        <w:rPr>
-          <w:rFonts w:ascii="Times New Roman" w:hAnsi="Times New Roman" w:cs="Times New Roman"/>
-          <w:sz w:val="28"/>
-          <w:szCs w:val="28"/>
-        </w:rPr>
-        <w:t>Как правило, ч</w:t>
-      </w:r>
-      <w:r>
-        <w:rPr>
-          <w:rFonts w:ascii="Times New Roman" w:hAnsi="Times New Roman" w:cs="Times New Roman"/>
-          <w:sz w:val="28"/>
-          <w:szCs w:val="28"/>
-        </w:rPr>
-        <w:t>ем проще сформулировано определение и чем меньше в нем нюансов, тем его легче воспринимать и такие формулировки имеют большую распространенность</w:t>
+        <w:t>Как правило, чем проще сформулировано определение и чем меньше в нем нюансов, тем его легче воспринимать и такие формулировки имеют большую распространенность</w:t>
       </w:r>
       <w:r>
         <w:rPr>
@@ -3006,8 +3010,6 @@
         </w:rPr>
         <w:t>.</w:t>
       </w:r>
-      <w:bookmarkStart w:id="0" w:name="_GoBack"/>
-      <w:bookmarkEnd w:id="0"/>
     </w:p>
     <w:p>
       <w:pPr>
